--- a/daily-reports/2026-10-08/report.docx
+++ b/daily-reports/2026-10-08/report.docx
@@ -28,16 +28,16 @@
         <w:pStyle w:val="Heading2"/>
       </w:pPr>
       <w:r>
-        <w:t>1. openai/math  ⭐ 10,564</w:t>
+        <w:t>1. openai/math  ⭐ 10,665</w:t>
       </w:r>
     </w:p>
     <w:p>
       <w:r>
-        <w:t>语言：Lean ｜ Stars：10,564 ｜ Forks：1,060</w:t>
+        <w:t>语言：Lean ｜ Stars：10,665 ｜ Forks：1,074</w:t>
         <w:br/>
       </w:r>
       <w:r>
-        <w:t>这是什么：这是 OpenAI 开源的一个数学项目，用 Lean 语言编写。Lean 是一种用来写数学证明的编程语言，这个项目可能包含一些数学定理的机器验证证明。</w:t>
+        <w:t>这是什么：这是 OpenAI 开源的一个数学项目，用 Lean 语言编写。Lean 是一种用来写数学证明的编程语言，这个项目可能包含一些数学定理的证明或相关工具。</w:t>
         <w:br/>
       </w:r>
       <w:r>
@@ -45,11 +45,11 @@
         <w:br/>
       </w:r>
       <w:r>
-        <w:t>适用领域：数学研究、形式化验证、人工智能</w:t>
+        <w:t>适用领域：数学研究、形式化验证、编程语言学习</w:t>
         <w:br/>
       </w:r>
       <w:r>
-        <w:t>对新手有什么帮助：适合对数学和编程交叉领域感兴趣的新手，可以了解如何用代码证明数学定理。</w:t>
+        <w:t>对新手有什么帮助：对数学和编程感兴趣的新手，可以通过它了解如何用代码证明数学定理，但需要先学习 Lean 语言基础。</w:t>
         <w:br/>
       </w:r>
       <w:r>
@@ -61,28 +61,28 @@
         <w:pStyle w:val="Heading2"/>
       </w:pPr>
       <w:r>
-        <w:t>2. QingYunA/answer-me-with-html  ⭐ 2,193</w:t>
+        <w:t>2. QingYunA/answer-me-with-html  ⭐ 2,204</w:t>
       </w:r>
     </w:p>
     <w:p>
       <w:r>
-        <w:t>语言：JavaScript ｜ Stars：2,193 ｜ Forks：148</w:t>
+        <w:t>语言：JavaScript ｜ Stars：2,204 ｜ Forks：148</w:t>
         <w:br/>
       </w:r>
       <w:r>
-        <w:t>这是什么：这是一个让 AI 助手用一页 HTML 来回答复杂问题的工具。它可以把 AI 的答案变成可以直接在浏览器里阅读的网页。</w:t>
+        <w:t>这是什么：这是一个让 AI 助手用一页 HTML 来回答复杂问题的工具。它可以把难懂的问题变成直观的网页，方便阅读。</w:t>
         <w:br/>
       </w:r>
       <w:r>
-        <w:t>能用来做什么：当你需要 AI 解释复杂概念时，它可以直接生成一个排版清晰的网页，方便阅读和分享。</w:t>
+        <w:t>能用来做什么：当你需要 AI 解释复杂概念时，它可以直接生成一个网页，用图文并茂的方式展示答案。</w:t>
         <w:br/>
       </w:r>
       <w:r>
-        <w:t>适用领域：AI 应用、网页开发、教育</w:t>
+        <w:t>适用领域：AI 应用、教育、知识分享</w:t>
         <w:br/>
       </w:r>
       <w:r>
-        <w:t>对新手有什么帮助：对于新手来说，可以直观地看到 AI 生成的网页答案，学习如何将 AI 与网页结合。</w:t>
+        <w:t>对新手有什么帮助：适合想要更直观理解复杂问题的新手，也适合开发者学习如何让 AI 输出 HTML 内容。</w:t>
         <w:br/>
       </w:r>
       <w:r>
@@ -94,28 +94,28 @@
         <w:pStyle w:val="Heading2"/>
       </w:pPr>
       <w:r>
-        <w:t>3. alchaincyf/huashu-art-motion  ⭐ 1,977</w:t>
+        <w:t>3. alchaincyf/huashu-art-motion  ⭐ 2,015</w:t>
       </w:r>
     </w:p>
     <w:p>
       <w:r>
-        <w:t>语言：JavaScript ｜ Stars：1,977 ｜ Forks：218</w:t>
+        <w:t>语言：JavaScript ｜ Stars：2,015 ｜ Forks：221</w:t>
         <w:br/>
       </w:r>
       <w:r>
-        <w:t>这是什么：这是一个艺术动画工具，提供了 35 种艺术风格和 9 种解说语法，可以用代码让画动起来。</w:t>
+        <w:t>这是什么：这是一个艺术动画工具，提供了 35 种艺术风格和 9 种解说语法，可以用代码让静态的画动起来。</w:t>
         <w:br/>
       </w:r>
       <w:r>
-        <w:t>能用来做什么：可以用它来制作有艺术风格的动画，比如为视频添加动态解说或创作数字艺术。</w:t>
+        <w:t>能用来做什么：可以用它制作艺术动画、动态解说视频，或者为画作添加动画效果。</w:t>
         <w:br/>
       </w:r>
       <w:r>
-        <w:t>适用领域：数字艺术、动画制作、创意编程</w:t>
+        <w:t>适用领域：艺术创作、动画制作、教育解说</w:t>
         <w:br/>
       </w:r>
       <w:r>
-        <w:t>对新手有什么帮助：适合对动画和艺术感兴趣的新手，通过简单的代码就能创作出动态艺术作品。</w:t>
+        <w:t>对新手有什么帮助：对动画和艺术感兴趣的新手，可以通过它快速上手，用代码创作动画，无需专业动画软件。</w:t>
         <w:br/>
       </w:r>
       <w:r>
@@ -127,28 +127,28 @@
         <w:pStyle w:val="Heading2"/>
       </w:pPr>
       <w:r>
-        <w:t>4. facebookincubator/muse-gadget-sdk  ⭐ 1,702</w:t>
+        <w:t>4. facebookincubator/muse-gadget-sdk  ⭐ 1,707</w:t>
       </w:r>
     </w:p>
     <w:p>
       <w:r>
-        <w:t>语言：C ｜ Stars：1,702 ｜ Forks：341</w:t>
+        <w:t>语言：C ｜ Stars：1,707 ｜ Forks：341</w:t>
         <w:br/>
       </w:r>
       <w:r>
-        <w:t>这是什么：这是 Facebook 开源的一个 SDK（软件开发工具包），用来构建 Muse 小工具。Muse 可能是一个平台或框架，这个 SDK 帮助开发者创建可以在 Muse 上运行的小程序。</w:t>
+        <w:t>这是什么：这是 Facebook 开源的一个 SDK（软件开发工具包），用来构建 Muse 小工具。Muse 可能是一个平台或框架，这个 SDK 帮助开发者创建扩展功能。</w:t>
         <w:br/>
       </w:r>
       <w:r>
-        <w:t>能用来做什么：开发者可以用它来开发 Muse 平台上的小工具或插件，扩展平台功能。</w:t>
+        <w:t>能用来做什么：开发者可以用它来为 Muse 平台开发小工具或插件，增强平台功能。</w:t>
         <w:br/>
       </w:r>
       <w:r>
-        <w:t>适用领域：软件开发、平台扩展、工具开发</w:t>
+        <w:t>适用领域：软件开发、插件开发、平台扩展</w:t>
         <w:br/>
       </w:r>
       <w:r>
-        <w:t>对新手有什么帮助：适合想学习如何开发平台小工具的新手，可以了解 SDK 的基本用法和开发流程。</w:t>
+        <w:t>对新手有什么帮助：适合有一定编程基础的开发者，学习如何为特定平台开发小工具，但新手可能需要先了解 Muse 平台。</w:t>
         <w:br/>
       </w:r>
       <w:r>
@@ -169,11 +169,11 @@
         <w:br/>
       </w:r>
       <w:r>
-        <w:t>这是什么：这是一个销售客户关系管理（CRM）系统，用 TypeScript 编写。它可以帮助企业管理客户信息、跟踪销售机会等。</w:t>
+        <w:t>这是什么：这是一个销售客户关系管理（CRM）系统，用 TypeScript 编写。它可以帮助企业管理客户信息、销售流程等。</w:t>
         <w:br/>
       </w:r>
       <w:r>
-        <w:t>能用来做什么：企业可以用它来管理客户资料、记录销售过程、分析销售数据，提升销售效率。</w:t>
+        <w:t>能用来做什么：企业可以用它来跟踪客户、管理销售机会、提高销售效率。</w:t>
         <w:br/>
       </w:r>
       <w:r>
@@ -181,7 +181,7 @@
         <w:br/>
       </w:r>
       <w:r>
-        <w:t>对新手有什么帮助：适合想了解 CRM 系统如何运作的新手，可以学习如何用代码构建一个客户管理工具。</w:t>
+        <w:t>对新手有什么帮助：适合想要了解 CRM 系统如何工作的新手，也可以作为学习 TypeScript 和全栈开发的实战项目。</w:t>
         <w:br/>
       </w:r>
       <w:r>
@@ -212,7 +212,7 @@
         <w:t>Meta and Microsoft take steps to reduce employee usage of Claude AI</w:t>
       </w:r>
       <w:r>
-        <w:t>（👍 334）</w:t>
+        <w:t>（👍 336）</w:t>
       </w:r>
       <w:r>
         <w:br/>
@@ -220,7 +220,7 @@
       </w:r>
       <w:r>
         <w:br/>
-        <w:t>摘要：Meta和微软正在采取措施减少员工对Claude AI的使用，可能出于成本、数据安全或战略调整的考虑。这反映了大型科技公司在AI工具选择上的内部管控趋势，可能影响Anthropic等AI公司的企业市场。</w:t>
+        <w:t>摘要：Meta和微软正在采取措施减少员工对Claude AI的使用，这可能反映了公司对数据安全、成本或竞争关系的考量。此举值得关注，因为它可能影响企业AI工具的采用格局。</w:t>
       </w:r>
     </w:p>
     <w:p>
@@ -231,7 +231,7 @@
         <w:t>Push ifs up and fors down: The idiom, its algebra, and its limits</w:t>
       </w:r>
       <w:r>
-        <w:t>（👍 137）</w:t>
+        <w:t>（👍 140）</w:t>
       </w:r>
       <w:r>
         <w:br/>
@@ -239,7 +239,7 @@
       </w:r>
       <w:r>
         <w:br/>
-        <w:t>摘要：这篇文章探讨了编程中'将if上提、将for下移'的惯用法，分析了其代数原理和局限性。对于开发者而言，理解这种代码优化模式有助于编写更清晰、高效的代码，但也要注意其适用边界。</w:t>
+        <w:t>摘要：这篇文章探讨了编程中将条件判断上移和循环下移的惯用法，分析了其代数原理和局限性。对于开发者来说，理解这种优化模式有助于编写更高效的代码。</w:t>
       </w:r>
     </w:p>
     <w:p>
@@ -263,31 +263,7 @@
       </w:r>
       <w:r>
         <w:br/>
-        <w:t>摘要：这篇论文研究从第一人称视频中理解3D物体记忆的持久性，即模型能否在长时间后仍记住物体。该工作对具身智能和机器人长期记忆有重要意义，可能推动更鲁棒的3D场景理解。</w:t>
-      </w:r>
-    </w:p>
-    <w:p>
-      <w:pPr>
-        <w:pStyle w:val="Heading2"/>
-      </w:pPr>
-      <w:r>
-        <w:t>量子位</w:t>
-      </w:r>
-    </w:p>
-    <w:p>
-      <w:r>
-        <w:rPr>
-          <w:b/>
-        </w:rPr>
-        <w:t>迟到25年！诺贝尔化学奖揭晓，95岁法国教授圆梦</w:t>
-      </w:r>
-      <w:r>
-        <w:br/>
-        <w:t>https://www.qbitai.com/2026/10/501825.html</w:t>
-      </w:r>
-      <w:r>
-        <w:br/>
-        <w:t>摘要：诺贝尔化学奖在迟到25年后揭晓，95岁的法国教授终于获奖。这体现了科学认可有时滞后，但坚持终得回报，也引发对学术评价时效性的思考。</w:t>
+        <w:t>摘要：这篇论文研究了从第一人称视频中理解3D物体记忆的持久性问题，提出了新的方法。该研究对于机器人、AR/VR等领域的长期场景理解具有重要意义。</w:t>
       </w:r>
     </w:p>
     <w:p>
@@ -311,7 +287,31 @@
       </w:r>
       <w:r>
         <w:br/>
-        <w:t>摘要：OpenAI高管透露，尽管GPT-6尚未完全掌握，但八九成研究资源已投向GPT-7和GPT-8。这表明OpenAI在加速迭代下一代模型，可能预示着AI能力将迎来更快速的跃升。</w:t>
+        <w:t>摘要：OpenAI高管透露，尽管GPT-6尚未完全掌握，但公司已将大部分研究资源投向GPT-7和GPT-8的开发。这显示了OpenAI在AI模型迭代上的激进策略，可能加速下一代AI的到来。</w:t>
+      </w:r>
+    </w:p>
+    <w:p>
+      <w:pPr>
+        <w:pStyle w:val="Heading2"/>
+      </w:pPr>
+      <w:r>
+        <w:t>InfoQ 中文</w:t>
+      </w:r>
+    </w:p>
+    <w:p>
+      <w:r>
+        <w:rPr>
+          <w:b/>
+        </w:rPr>
+        <w:t>为迎接 iPhone Duo，iOS 开发者需要对应用做出哪些调整</w:t>
+      </w:r>
+      <w:r>
+        <w:br/>
+        <w:t>https://www.infoq.cn/article/CFbVqLXwQvbbhiTMy83e?utm_source=rss&amp;utm_medium=article</w:t>
+      </w:r>
+      <w:r>
+        <w:br/>
+        <w:t>摘要：随着iPhone Duo的即将推出，iOS开发者需要调整应用以适应新的设备形态。这关系到应用兼容性和用户体验，开发者需关注苹果的官方指南。</w:t>
       </w:r>
     </w:p>
     <w:sectPr>
